--- a/代码重置计划.docx
+++ b/代码重置计划.docx
@@ -660,7 +660,7 @@
           <w:rFonts w:hint="eastAsia"/>
           <w:lang w:val="en-US" w:eastAsia="zh-CN"/>
         </w:rPr>
-        <w:t>我们作为这个问题的新历者，想必都能明白害处了。八抗整合作为一个史实向的mod，如果忽略历史加入了太多主观性较强的内容可以说是自断根基。对此问题最好的办法是按照历史来制作内容，同时制作基调由组长把持（其他人有异议可以提出，最好结合相关史料），控制架空内容的通过情况。宁可少做，不能出乱子。</w:t>
+        <w:t>我们作为这个问题的亲历者，想必都能明白害处了。八抗整合作为一个史实向的mod，如果忽略历史加入了太多主观性较强的内容可以说是自断根基。对此问题最好的办法是按照历史来制作内容，同时制作基调由组长把持（其他人有异议可以提出，最好结合相关史料），控制架空内容的通过情况。宁可少做，不能出乱子。</w:t>
       </w:r>
     </w:p>
     <w:p>
@@ -833,16 +833,48 @@
       <w:pPr>
         <w:ind w:firstLine="1472" w:firstLineChars="460"/>
         <w:rPr>
-          <w:rFonts w:hint="eastAsia"/>
-          <w:lang w:val="en-US" w:eastAsia="zh-CN"/>
-        </w:rPr>
-      </w:pPr>
-      <w:r>
-        <w:rPr>
-          <w:rFonts w:hint="eastAsia"/>
-          <w:lang w:val="en-US" w:eastAsia="zh-CN"/>
-        </w:rPr>
-        <w:t>has_global_flag = higher_value</w:t>
+          <w:rFonts w:hint="default"/>
+          <w:lang w:val="en-US" w:eastAsia="zh-CN"/>
+        </w:rPr>
+      </w:pPr>
+      <w:r>
+        <w:rPr>
+          <w:rFonts w:hint="eastAsia"/>
+          <w:lang w:val="en-US" w:eastAsia="zh-CN"/>
+        </w:rPr>
+        <w:t>has_global_flag = be_high（这个我定好了，直接用</w:t>
+      </w:r>
+      <w:r>
+        <w:rPr>
+          <w:rFonts w:hint="eastAsia"/>
+          <w:lang w:val="en-US" w:eastAsia="zh-CN"/>
+        </w:rPr>
+        <w:tab/>
+        <w:t/>
+      </w:r>
+      <w:r>
+        <w:rPr>
+          <w:rFonts w:hint="eastAsia"/>
+          <w:lang w:val="en-US" w:eastAsia="zh-CN"/>
+        </w:rPr>
+        <w:tab/>
+        <w:t/>
+      </w:r>
+      <w:r>
+        <w:rPr>
+          <w:rFonts w:hint="eastAsia"/>
+          <w:lang w:val="en-US" w:eastAsia="zh-CN"/>
+        </w:rPr>
+        <w:tab/>
+        <w:t/>
+      </w:r>
+      <w:r>
+        <w:rPr>
+          <w:rFonts w:hint="eastAsia"/>
+          <w:lang w:val="en-US" w:eastAsia="zh-CN"/>
+        </w:rPr>
+        <w:tab/>
+        <w:t>即可）</w:t>
       </w:r>
     </w:p>
     <w:p>
@@ -1020,47 +1052,47 @@
           </wp:inline>
         </w:drawing>
       </w:r>
+    </w:p>
+    <w:p>
+      <w:pPr>
+        <w:rPr>
+          <w:rFonts w:hint="eastAsia"/>
+          <w:lang w:val="en-US" w:eastAsia="zh-CN"/>
+        </w:rPr>
+      </w:pPr>
+      <w:r>
+        <w:rPr>
+          <w:rFonts w:hint="eastAsia"/>
+          <w:lang w:val="en-US" w:eastAsia="zh-CN"/>
+        </w:rPr>
+        <w:t>以上是我想到的问题和改进方法，望我们能携手共进，让八抗整合焕发新生（PS.如果成功了我们就把新内容回调进整合版）</w:t>
+      </w:r>
+    </w:p>
+    <w:p>
+      <w:pPr>
+        <w:rPr>
+          <w:rFonts w:hint="default"/>
+          <w:lang w:val="en-US" w:eastAsia="zh-CN"/>
+        </w:rPr>
+      </w:pPr>
+    </w:p>
+    <w:p>
+      <w:pPr>
+        <w:rPr>
+          <w:rFonts w:hint="default"/>
+          <w:lang w:val="en-US" w:eastAsia="zh-CN"/>
+        </w:rPr>
+      </w:pPr>
+    </w:p>
+    <w:p>
+      <w:pPr>
+        <w:rPr>
+          <w:rFonts w:hint="eastAsia"/>
+          <w:lang w:val="en-US" w:eastAsia="zh-CN"/>
+        </w:rPr>
+      </w:pPr>
       <w:bookmarkStart w:id="0" w:name="_GoBack"/>
       <w:bookmarkEnd w:id="0"/>
-    </w:p>
-    <w:p>
-      <w:pPr>
-        <w:rPr>
-          <w:rFonts w:hint="eastAsia"/>
-          <w:lang w:val="en-US" w:eastAsia="zh-CN"/>
-        </w:rPr>
-      </w:pPr>
-      <w:r>
-        <w:rPr>
-          <w:rFonts w:hint="eastAsia"/>
-          <w:lang w:val="en-US" w:eastAsia="zh-CN"/>
-        </w:rPr>
-        <w:t>以上是我想到的问题和改进方法，望我们能携手共进，让八抗整合焕发新生（PS.如果成功了我们就把新内容回调进整合版）</w:t>
-      </w:r>
-    </w:p>
-    <w:p>
-      <w:pPr>
-        <w:rPr>
-          <w:rFonts w:hint="default"/>
-          <w:lang w:val="en-US" w:eastAsia="zh-CN"/>
-        </w:rPr>
-      </w:pPr>
-    </w:p>
-    <w:p>
-      <w:pPr>
-        <w:rPr>
-          <w:rFonts w:hint="default"/>
-          <w:lang w:val="en-US" w:eastAsia="zh-CN"/>
-        </w:rPr>
-      </w:pPr>
-    </w:p>
-    <w:p>
-      <w:pPr>
-        <w:rPr>
-          <w:rFonts w:hint="eastAsia"/>
-          <w:lang w:val="en-US" w:eastAsia="zh-CN"/>
-        </w:rPr>
-      </w:pPr>
     </w:p>
     <w:p>
       <w:pPr>
